--- a/Knowledge/3-Work knowledge/1-Software Engineering/1-Software Engineering Fundamentals/5-My Source/4-Networks Devices/2-Types of Switches/Types of PoE Switches/2-Unmanaged PoE Switch.docx
+++ b/Knowledge/3-Work knowledge/1-Software Engineering/1-Software Engineering Fundamentals/5-My Source/4-Networks Devices/2-Types of Switches/Types of PoE Switches/2-Unmanaged PoE Switch.docx
@@ -4,80 +4,36 @@
   <w:body>
     <w:p>
       <w:pPr>
-        <w:keepNext/>
-        <w:keepLines/>
-        <w:spacing w:before="360" w:after="80" w:line="276" w:lineRule="auto"/>
-        <w:outlineLvl w:val="0"/>
-        <w:rPr>
-          <w:rFonts w:asciiTheme="majorHAnsi" w:eastAsiaTheme="majorEastAsia" w:hAnsiTheme="majorHAnsi" w:cstheme="majorBidi"/>
-          <w:color w:val="2F5496" w:themeColor="accent1" w:themeShade="BF"/>
-          <w:kern w:val="0"/>
-          <w:sz w:val="40"/>
-          <w:szCs w:val="40"/>
-          <w:lang w:val="en"/>
-          <w14:ligatures w14:val="none"/>
+        <w:pStyle w:val="Heading1"/>
+        <w:rPr>
+          <w:lang w:val="en"/>
         </w:rPr>
       </w:pPr>
       <w:bookmarkStart w:id="0" w:name="_37g0yrs2e1vq" w:colFirst="0" w:colLast="0"/>
       <w:bookmarkEnd w:id="0"/>
       <w:r>
         <w:rPr>
-          <w:rFonts w:asciiTheme="majorHAnsi" w:eastAsiaTheme="majorEastAsia" w:hAnsiTheme="majorHAnsi" w:cstheme="majorBidi"/>
-          <w:color w:val="2F5496" w:themeColor="accent1" w:themeShade="BF"/>
-          <w:kern w:val="0"/>
-          <w:sz w:val="40"/>
-          <w:szCs w:val="40"/>
-          <w:lang w:val="en"/>
-          <w14:ligatures w14:val="none"/>
+          <w:lang w:val="en"/>
         </w:rPr>
         <w:t>Unmanaged PoE Switch</w:t>
       </w:r>
     </w:p>
     <w:p>
       <w:pPr>
-        <w:keepNext/>
-        <w:keepLines/>
-        <w:spacing w:before="160" w:after="80" w:line="276" w:lineRule="auto"/>
-        <w:outlineLvl w:val="1"/>
-        <w:rPr>
-          <w:rFonts w:asciiTheme="majorHAnsi" w:eastAsiaTheme="majorEastAsia" w:hAnsiTheme="majorHAnsi" w:cstheme="majorBidi"/>
-          <w:b/>
-          <w:bCs/>
-          <w:color w:val="000000"/>
-          <w:kern w:val="0"/>
-          <w:sz w:val="26"/>
-          <w:szCs w:val="26"/>
-          <w:lang w:val="en"/>
-          <w14:ligatures w14:val="none"/>
-        </w:rPr>
+        <w:pStyle w:val="Heading2"/>
       </w:pPr>
       <w:bookmarkStart w:id="1" w:name="_owgttu8df5nc" w:colFirst="0" w:colLast="0"/>
       <w:bookmarkEnd w:id="1"/>
       <w:r>
         <w:rPr>
-          <w:rFonts w:ascii="Segoe UI Emoji" w:eastAsiaTheme="majorEastAsia" w:hAnsi="Segoe UI Emoji" w:cs="Segoe UI Emoji"/>
-          <w:b/>
-          <w:bCs/>
-          <w:color w:val="000000"/>
-          <w:kern w:val="0"/>
-          <w:sz w:val="26"/>
-          <w:szCs w:val="26"/>
-          <w:lang w:val="en"/>
-          <w14:ligatures w14:val="none"/>
+          <w:rFonts w:ascii="Segoe UI Emoji" w:hAnsi="Segoe UI Emoji" w:cs="Segoe UI Emoji"/>
+          <w:lang w:val="en"/>
         </w:rPr>
         <w:t>🔌</w:t>
       </w:r>
       <w:r>
         <w:rPr>
-          <w:rFonts w:asciiTheme="majorHAnsi" w:eastAsiaTheme="majorEastAsia" w:hAnsiTheme="majorHAnsi" w:cstheme="majorBidi"/>
-          <w:b/>
-          <w:bCs/>
-          <w:color w:val="000000"/>
-          <w:kern w:val="0"/>
-          <w:sz w:val="26"/>
-          <w:szCs w:val="26"/>
-          <w:lang w:val="en"/>
-          <w14:ligatures w14:val="none"/>
+          <w:lang w:val="en"/>
         </w:rPr>
         <w:t xml:space="preserve"> What is an Unmanaged PoE Switch?</w:t>
       </w:r>
@@ -119,6 +75,7 @@
         </w:rPr>
         <w:t xml:space="preserve">: </w:t>
       </w:r>
+      <w:proofErr w:type="spellStart"/>
       <w:r>
         <w:rPr>
           <w:rFonts w:ascii="Arial" w:eastAsia="Arial" w:hAnsi="Arial" w:cs="Arial"/>
@@ -130,7 +87,21 @@
           <w:lang w:val="en"/>
           <w14:ligatures w14:val="none"/>
         </w:rPr>
-        <w:t>Chatgpt (GPT</w:t>
+        <w:t>Chatgpt</w:t>
+      </w:r>
+      <w:proofErr w:type="spellEnd"/>
+      <w:r>
+        <w:rPr>
+          <w:rFonts w:ascii="Arial" w:eastAsia="Arial" w:hAnsi="Arial" w:cs="Arial"/>
+          <w:b/>
+          <w:kern w:val="0"/>
+          <w:sz w:val="22"/>
+          <w:szCs w:val="22"/>
+          <w:highlight w:val="darkGray"/>
+          <w:lang w:val="en"/>
+          <w14:ligatures w14:val="none"/>
+        </w:rPr>
+        <w:t xml:space="preserve"> (GPT</w:t>
       </w:r>
       <w:r>
         <w:rPr>
@@ -480,49 +451,23 @@
     </w:p>
     <w:p>
       <w:pPr>
-        <w:keepNext/>
-        <w:keepLines/>
-        <w:spacing w:before="160" w:after="80" w:line="276" w:lineRule="auto"/>
-        <w:outlineLvl w:val="1"/>
-        <w:rPr>
-          <w:rFonts w:asciiTheme="majorHAnsi" w:eastAsiaTheme="majorEastAsia" w:hAnsiTheme="majorHAnsi" w:cstheme="majorBidi"/>
-          <w:b/>
-          <w:bCs/>
-          <w:color w:val="000000"/>
-          <w:kern w:val="0"/>
-          <w:sz w:val="26"/>
-          <w:szCs w:val="26"/>
-          <w:lang w:val="en"/>
-          <w14:ligatures w14:val="none"/>
+        <w:pStyle w:val="Heading2"/>
+        <w:rPr>
+          <w:lang w:val="en"/>
         </w:rPr>
       </w:pPr>
       <w:bookmarkStart w:id="2" w:name="_6qnrjphe3mw6" w:colFirst="0" w:colLast="0"/>
       <w:bookmarkEnd w:id="2"/>
       <w:r>
         <w:rPr>
-          <w:rFonts w:ascii="Segoe UI Emoji" w:eastAsiaTheme="majorEastAsia" w:hAnsi="Segoe UI Emoji" w:cs="Segoe UI Emoji"/>
-          <w:b/>
-          <w:bCs/>
-          <w:color w:val="000000"/>
-          <w:kern w:val="0"/>
-          <w:sz w:val="26"/>
-          <w:szCs w:val="26"/>
-          <w:lang w:val="en"/>
-          <w14:ligatures w14:val="none"/>
+          <w:rFonts w:ascii="Segoe UI Emoji" w:hAnsi="Segoe UI Emoji" w:cs="Segoe UI Emoji"/>
+          <w:lang w:val="en"/>
         </w:rPr>
         <w:t>⚙️</w:t>
       </w:r>
       <w:r>
         <w:rPr>
-          <w:rFonts w:asciiTheme="majorHAnsi" w:eastAsiaTheme="majorEastAsia" w:hAnsiTheme="majorHAnsi" w:cstheme="majorBidi"/>
-          <w:b/>
-          <w:bCs/>
-          <w:color w:val="000000"/>
-          <w:kern w:val="0"/>
-          <w:sz w:val="26"/>
-          <w:szCs w:val="26"/>
-          <w:lang w:val="en"/>
-          <w14:ligatures w14:val="none"/>
+          <w:lang w:val="en"/>
         </w:rPr>
         <w:t xml:space="preserve"> Key Features</w:t>
       </w:r>
@@ -567,6 +512,7 @@
         </w:rPr>
         <w:t xml:space="preserve">: </w:t>
       </w:r>
+      <w:proofErr w:type="spellStart"/>
       <w:r>
         <w:rPr>
           <w:rFonts w:ascii="Arial" w:eastAsia="Arial" w:hAnsi="Arial" w:cs="Arial"/>
@@ -578,7 +524,21 @@
           <w:lang w:val="en"/>
           <w14:ligatures w14:val="none"/>
         </w:rPr>
-        <w:t>Chatgpt (GPT</w:t>
+        <w:t>Chatgpt</w:t>
+      </w:r>
+      <w:proofErr w:type="spellEnd"/>
+      <w:r>
+        <w:rPr>
+          <w:rFonts w:ascii="Arial" w:eastAsia="Arial" w:hAnsi="Arial" w:cs="Arial"/>
+          <w:b/>
+          <w:kern w:val="0"/>
+          <w:sz w:val="22"/>
+          <w:szCs w:val="22"/>
+          <w:highlight w:val="darkGray"/>
+          <w:lang w:val="en"/>
+          <w14:ligatures w14:val="none"/>
+        </w:rPr>
+        <w:t xml:space="preserve"> (GPT</w:t>
       </w:r>
       <w:r>
         <w:rPr>
@@ -740,6 +700,7 @@
                 <w:lang w:val="en"/>
                 <w14:ligatures w14:val="none"/>
               </w:rPr>
+              <w:lastRenderedPageBreak/>
               <w:t>Feature</w:t>
             </w:r>
           </w:p>
@@ -830,8 +791,22 @@
                 <w:lang w:val="en"/>
                 <w14:ligatures w14:val="none"/>
               </w:rPr>
-              <w:t>Plug and Play</w:t>
+              <w:t xml:space="preserve">Plug and </w:t>
             </w:r>
+            <w:proofErr w:type="gramStart"/>
+            <w:r>
+              <w:rPr>
+                <w:rFonts w:ascii="Roboto Mono" w:eastAsia="Roboto Mono" w:hAnsi="Roboto Mono" w:cs="Arial"/>
+                <w:b/>
+                <w:bCs/>
+                <w:kern w:val="0"/>
+                <w:szCs w:val="22"/>
+                <w:lang w:val="en"/>
+                <w14:ligatures w14:val="none"/>
+              </w:rPr>
+              <w:t>Play</w:t>
+            </w:r>
+            <w:proofErr w:type="gramEnd"/>
           </w:p>
         </w:tc>
         <w:tc>
@@ -957,7 +932,29 @@
                 <w:lang w:val="en"/>
                 <w14:ligatures w14:val="none"/>
               </w:rPr>
-              <w:t>Supplies power over Ethernet to compatible devices (IEEE 802.3af/at/bt).</w:t>
+              <w:t>Supplies power over Ethernet to compatible devices (IEEE 802.3af/at/</w:t>
+            </w:r>
+            <w:proofErr w:type="spellStart"/>
+            <w:r>
+              <w:rPr>
+                <w:rFonts w:ascii="Roboto Mono" w:eastAsia="Roboto Mono" w:hAnsi="Roboto Mono" w:cs="Arial"/>
+                <w:kern w:val="0"/>
+                <w:szCs w:val="22"/>
+                <w:lang w:val="en"/>
+                <w14:ligatures w14:val="none"/>
+              </w:rPr>
+              <w:t>bt</w:t>
+            </w:r>
+            <w:proofErr w:type="spellEnd"/>
+            <w:r>
+              <w:rPr>
+                <w:rFonts w:ascii="Roboto Mono" w:eastAsia="Roboto Mono" w:hAnsi="Roboto Mono" w:cs="Arial"/>
+                <w:kern w:val="0"/>
+                <w:szCs w:val="22"/>
+                <w:lang w:val="en"/>
+                <w14:ligatures w14:val="none"/>
+              </w:rPr>
+              <w:t>).</w:t>
             </w:r>
           </w:p>
         </w:tc>
@@ -1305,7 +1302,29 @@
                 <w:lang w:val="en"/>
                 <w14:ligatures w14:val="none"/>
               </w:rPr>
-              <w:t>Often fanless (passive cooling) — good for home or office use.</w:t>
+              <w:t xml:space="preserve">Often </w:t>
+            </w:r>
+            <w:proofErr w:type="spellStart"/>
+            <w:r>
+              <w:rPr>
+                <w:rFonts w:ascii="Roboto Mono" w:eastAsia="Roboto Mono" w:hAnsi="Roboto Mono" w:cs="Arial"/>
+                <w:kern w:val="0"/>
+                <w:szCs w:val="22"/>
+                <w:lang w:val="en"/>
+                <w14:ligatures w14:val="none"/>
+              </w:rPr>
+              <w:t>fanless</w:t>
+            </w:r>
+            <w:proofErr w:type="spellEnd"/>
+            <w:r>
+              <w:rPr>
+                <w:rFonts w:ascii="Roboto Mono" w:eastAsia="Roboto Mono" w:hAnsi="Roboto Mono" w:cs="Arial"/>
+                <w:kern w:val="0"/>
+                <w:szCs w:val="22"/>
+                <w:lang w:val="en"/>
+                <w14:ligatures w14:val="none"/>
+              </w:rPr>
+              <w:t xml:space="preserve"> (passive cooling) — good for home or office use.</w:t>
             </w:r>
           </w:p>
         </w:tc>
@@ -1338,49 +1357,23 @@
     </w:p>
     <w:p>
       <w:pPr>
-        <w:keepNext/>
-        <w:keepLines/>
-        <w:spacing w:before="160" w:after="80" w:line="276" w:lineRule="auto"/>
-        <w:outlineLvl w:val="1"/>
-        <w:rPr>
-          <w:rFonts w:asciiTheme="majorHAnsi" w:eastAsiaTheme="majorEastAsia" w:hAnsiTheme="majorHAnsi" w:cstheme="majorBidi"/>
-          <w:b/>
-          <w:bCs/>
-          <w:color w:val="000000"/>
-          <w:kern w:val="0"/>
-          <w:sz w:val="26"/>
-          <w:szCs w:val="26"/>
-          <w:lang w:val="en"/>
-          <w14:ligatures w14:val="none"/>
+        <w:pStyle w:val="Heading2"/>
+        <w:rPr>
+          <w:lang w:val="en"/>
         </w:rPr>
       </w:pPr>
       <w:bookmarkStart w:id="3" w:name="_35zevkfjntt4" w:colFirst="0" w:colLast="0"/>
       <w:bookmarkEnd w:id="3"/>
       <w:r>
         <w:rPr>
-          <w:rFonts w:ascii="Segoe UI Emoji" w:eastAsiaTheme="majorEastAsia" w:hAnsi="Segoe UI Emoji" w:cs="Segoe UI Emoji"/>
-          <w:b/>
-          <w:bCs/>
-          <w:color w:val="000000"/>
-          <w:kern w:val="0"/>
-          <w:sz w:val="26"/>
-          <w:szCs w:val="26"/>
-          <w:lang w:val="en"/>
-          <w14:ligatures w14:val="none"/>
+          <w:rFonts w:ascii="Segoe UI Emoji" w:hAnsi="Segoe UI Emoji" w:cs="Segoe UI Emoji"/>
+          <w:lang w:val="en"/>
         </w:rPr>
         <w:t>🏠</w:t>
       </w:r>
       <w:r>
         <w:rPr>
-          <w:rFonts w:asciiTheme="majorHAnsi" w:eastAsiaTheme="majorEastAsia" w:hAnsiTheme="majorHAnsi" w:cstheme="majorBidi"/>
-          <w:b/>
-          <w:bCs/>
-          <w:color w:val="000000"/>
-          <w:kern w:val="0"/>
-          <w:sz w:val="26"/>
-          <w:szCs w:val="26"/>
-          <w:lang w:val="en"/>
-          <w14:ligatures w14:val="none"/>
+          <w:lang w:val="en"/>
         </w:rPr>
         <w:t xml:space="preserve"> Example Use Case</w:t>
       </w:r>
@@ -1425,6 +1418,7 @@
         </w:rPr>
         <w:t xml:space="preserve">: </w:t>
       </w:r>
+      <w:proofErr w:type="spellStart"/>
       <w:r>
         <w:rPr>
           <w:rFonts w:ascii="Arial" w:eastAsia="Arial" w:hAnsi="Arial" w:cs="Arial"/>
@@ -1436,7 +1430,21 @@
           <w:lang w:val="en"/>
           <w14:ligatures w14:val="none"/>
         </w:rPr>
-        <w:t>Chatgpt (GPT</w:t>
+        <w:t>Chatgpt</w:t>
+      </w:r>
+      <w:proofErr w:type="spellEnd"/>
+      <w:r>
+        <w:rPr>
+          <w:rFonts w:ascii="Arial" w:eastAsia="Arial" w:hAnsi="Arial" w:cs="Arial"/>
+          <w:b/>
+          <w:kern w:val="0"/>
+          <w:sz w:val="22"/>
+          <w:szCs w:val="22"/>
+          <w:highlight w:val="darkGray"/>
+          <w:lang w:val="en"/>
+          <w14:ligatures w14:val="none"/>
+        </w:rPr>
+        <w:t xml:space="preserve"> (GPT</w:t>
       </w:r>
       <w:r>
         <w:rPr>
@@ -1604,6 +1612,7 @@
           <w:lang w:val="en"/>
           <w14:ligatures w14:val="none"/>
         </w:rPr>
+        <w:lastRenderedPageBreak/>
         <w:t xml:space="preserve">          [Internet]</w:t>
       </w:r>
     </w:p>
@@ -1951,7 +1960,51 @@
           <w:lang w:val="en"/>
           <w14:ligatures w14:val="none"/>
         </w:rPr>
-        <w:t xml:space="preserve">   (PoE)   (PoE)  (PoE) (No PoE)</w:t>
+        <w:t xml:space="preserve">   (</w:t>
+      </w:r>
+      <w:proofErr w:type="gramStart"/>
+      <w:r>
+        <w:rPr>
+          <w:rFonts w:ascii="Roboto Mono" w:eastAsia="Roboto Mono" w:hAnsi="Roboto Mono" w:cs="Arial"/>
+          <w:kern w:val="0"/>
+          <w:szCs w:val="22"/>
+          <w:lang w:val="en"/>
+          <w14:ligatures w14:val="none"/>
+        </w:rPr>
+        <w:t xml:space="preserve">PoE)   </w:t>
+      </w:r>
+      <w:proofErr w:type="gramEnd"/>
+      <w:r>
+        <w:rPr>
+          <w:rFonts w:ascii="Roboto Mono" w:eastAsia="Roboto Mono" w:hAnsi="Roboto Mono" w:cs="Arial"/>
+          <w:kern w:val="0"/>
+          <w:szCs w:val="22"/>
+          <w:lang w:val="en"/>
+          <w14:ligatures w14:val="none"/>
+        </w:rPr>
+        <w:t>(</w:t>
+      </w:r>
+      <w:proofErr w:type="gramStart"/>
+      <w:r>
+        <w:rPr>
+          <w:rFonts w:ascii="Roboto Mono" w:eastAsia="Roboto Mono" w:hAnsi="Roboto Mono" w:cs="Arial"/>
+          <w:kern w:val="0"/>
+          <w:szCs w:val="22"/>
+          <w:lang w:val="en"/>
+          <w14:ligatures w14:val="none"/>
+        </w:rPr>
+        <w:t>PoE)  (</w:t>
+      </w:r>
+      <w:proofErr w:type="gramEnd"/>
+      <w:r>
+        <w:rPr>
+          <w:rFonts w:ascii="Roboto Mono" w:eastAsia="Roboto Mono" w:hAnsi="Roboto Mono" w:cs="Arial"/>
+          <w:kern w:val="0"/>
+          <w:szCs w:val="22"/>
+          <w:lang w:val="en"/>
+          <w14:ligatures w14:val="none"/>
+        </w:rPr>
+        <w:t>PoE) (No PoE)</w:t>
       </w:r>
     </w:p>
     <w:p>
@@ -2105,49 +2158,23 @@
     </w:p>
     <w:p>
       <w:pPr>
-        <w:keepNext/>
-        <w:keepLines/>
-        <w:spacing w:before="160" w:after="80" w:line="276" w:lineRule="auto"/>
-        <w:outlineLvl w:val="1"/>
-        <w:rPr>
-          <w:rFonts w:asciiTheme="majorHAnsi" w:eastAsiaTheme="majorEastAsia" w:hAnsiTheme="majorHAnsi" w:cstheme="majorBidi"/>
-          <w:b/>
-          <w:bCs/>
-          <w:color w:val="000000"/>
-          <w:kern w:val="0"/>
-          <w:sz w:val="26"/>
-          <w:szCs w:val="26"/>
-          <w:lang w:val="en"/>
-          <w14:ligatures w14:val="none"/>
+        <w:pStyle w:val="Heading2"/>
+        <w:rPr>
+          <w:lang w:val="en"/>
         </w:rPr>
       </w:pPr>
       <w:bookmarkStart w:id="4" w:name="_2utu9e4xv1y2" w:colFirst="0" w:colLast="0"/>
       <w:bookmarkEnd w:id="4"/>
       <w:r>
         <w:rPr>
-          <w:rFonts w:ascii="Segoe UI Emoji" w:eastAsiaTheme="majorEastAsia" w:hAnsi="Segoe UI Emoji" w:cs="Segoe UI Emoji"/>
-          <w:b/>
-          <w:bCs/>
-          <w:color w:val="000000"/>
-          <w:kern w:val="0"/>
-          <w:sz w:val="26"/>
-          <w:szCs w:val="26"/>
-          <w:lang w:val="en"/>
-          <w14:ligatures w14:val="none"/>
+          <w:rFonts w:ascii="Segoe UI Emoji" w:hAnsi="Segoe UI Emoji" w:cs="Segoe UI Emoji"/>
+          <w:lang w:val="en"/>
         </w:rPr>
         <w:t>🆚</w:t>
       </w:r>
       <w:r>
         <w:rPr>
-          <w:rFonts w:asciiTheme="majorHAnsi" w:eastAsiaTheme="majorEastAsia" w:hAnsiTheme="majorHAnsi" w:cstheme="majorBidi"/>
-          <w:b/>
-          <w:bCs/>
-          <w:color w:val="000000"/>
-          <w:kern w:val="0"/>
-          <w:sz w:val="26"/>
-          <w:szCs w:val="26"/>
-          <w:lang w:val="en"/>
-          <w14:ligatures w14:val="none"/>
+          <w:lang w:val="en"/>
         </w:rPr>
         <w:t xml:space="preserve"> Unmanaged PoE Switch vs Managed PoE Switch</w:t>
       </w:r>
@@ -2192,6 +2219,7 @@
         </w:rPr>
         <w:t xml:space="preserve">: </w:t>
       </w:r>
+      <w:proofErr w:type="spellStart"/>
       <w:r>
         <w:rPr>
           <w:rFonts w:ascii="Arial" w:eastAsia="Arial" w:hAnsi="Arial" w:cs="Arial"/>
@@ -2203,7 +2231,21 @@
           <w:lang w:val="en"/>
           <w14:ligatures w14:val="none"/>
         </w:rPr>
-        <w:t>Chatgpt (GPT</w:t>
+        <w:t>Chatgpt</w:t>
+      </w:r>
+      <w:proofErr w:type="spellEnd"/>
+      <w:r>
+        <w:rPr>
+          <w:rFonts w:ascii="Arial" w:eastAsia="Arial" w:hAnsi="Arial" w:cs="Arial"/>
+          <w:b/>
+          <w:kern w:val="0"/>
+          <w:sz w:val="22"/>
+          <w:szCs w:val="22"/>
+          <w:highlight w:val="darkGray"/>
+          <w:lang w:val="en"/>
+          <w14:ligatures w14:val="none"/>
+        </w:rPr>
+        <w:t xml:space="preserve"> (GPT</w:t>
       </w:r>
       <w:r>
         <w:rPr>
@@ -2379,6 +2421,7 @@
                 <w:lang w:val="en"/>
                 <w14:ligatures w14:val="none"/>
               </w:rPr>
+              <w:lastRenderedPageBreak/>
               <w:t>Feature</w:t>
             </w:r>
           </w:p>
@@ -3507,49 +3550,23 @@
     </w:p>
     <w:p>
       <w:pPr>
-        <w:keepNext/>
-        <w:keepLines/>
-        <w:spacing w:before="160" w:after="80" w:line="276" w:lineRule="auto"/>
-        <w:outlineLvl w:val="1"/>
-        <w:rPr>
-          <w:rFonts w:asciiTheme="majorHAnsi" w:eastAsiaTheme="majorEastAsia" w:hAnsiTheme="majorHAnsi" w:cstheme="majorBidi"/>
-          <w:b/>
-          <w:bCs/>
-          <w:color w:val="000000"/>
-          <w:kern w:val="0"/>
-          <w:sz w:val="26"/>
-          <w:szCs w:val="26"/>
-          <w:lang w:val="en"/>
-          <w14:ligatures w14:val="none"/>
+        <w:pStyle w:val="Heading2"/>
+        <w:rPr>
+          <w:lang w:val="en"/>
         </w:rPr>
       </w:pPr>
       <w:bookmarkStart w:id="5" w:name="_ws82vktfqyss" w:colFirst="0" w:colLast="0"/>
       <w:bookmarkEnd w:id="5"/>
       <w:r>
         <w:rPr>
-          <w:rFonts w:ascii="Segoe UI Emoji" w:eastAsiaTheme="majorEastAsia" w:hAnsi="Segoe UI Emoji" w:cs="Segoe UI Emoji"/>
-          <w:b/>
-          <w:bCs/>
-          <w:color w:val="000000"/>
-          <w:kern w:val="0"/>
-          <w:sz w:val="26"/>
-          <w:szCs w:val="26"/>
-          <w:lang w:val="en"/>
-          <w14:ligatures w14:val="none"/>
+          <w:rFonts w:ascii="Segoe UI Emoji" w:hAnsi="Segoe UI Emoji" w:cs="Segoe UI Emoji"/>
+          <w:lang w:val="en"/>
         </w:rPr>
         <w:t>🔌</w:t>
       </w:r>
       <w:r>
         <w:rPr>
-          <w:rFonts w:asciiTheme="majorHAnsi" w:eastAsiaTheme="majorEastAsia" w:hAnsiTheme="majorHAnsi" w:cstheme="majorBidi"/>
-          <w:b/>
-          <w:bCs/>
-          <w:color w:val="000000"/>
-          <w:kern w:val="0"/>
-          <w:sz w:val="26"/>
-          <w:szCs w:val="26"/>
-          <w:lang w:val="en"/>
-          <w14:ligatures w14:val="none"/>
+          <w:lang w:val="en"/>
         </w:rPr>
         <w:t xml:space="preserve"> Standards Supported</w:t>
       </w:r>
@@ -3591,6 +3608,7 @@
         </w:rPr>
         <w:t xml:space="preserve">: </w:t>
       </w:r>
+      <w:proofErr w:type="spellStart"/>
       <w:r>
         <w:rPr>
           <w:rFonts w:ascii="Arial" w:eastAsia="Arial" w:hAnsi="Arial" w:cs="Arial"/>
@@ -3602,7 +3620,21 @@
           <w:lang w:val="en"/>
           <w14:ligatures w14:val="none"/>
         </w:rPr>
-        <w:t>Chatgpt (GPT</w:t>
+        <w:t>Chatgpt</w:t>
+      </w:r>
+      <w:proofErr w:type="spellEnd"/>
+      <w:r>
+        <w:rPr>
+          <w:rFonts w:ascii="Arial" w:eastAsia="Arial" w:hAnsi="Arial" w:cs="Arial"/>
+          <w:b/>
+          <w:kern w:val="0"/>
+          <w:sz w:val="22"/>
+          <w:szCs w:val="22"/>
+          <w:highlight w:val="darkGray"/>
+          <w:lang w:val="en"/>
+          <w14:ligatures w14:val="none"/>
+        </w:rPr>
+        <w:t xml:space="preserve"> (GPT</w:t>
       </w:r>
       <w:r>
         <w:rPr>
@@ -3825,20 +3857,9 @@
     </w:p>
     <w:p>
       <w:pPr>
-        <w:keepNext/>
-        <w:keepLines/>
-        <w:spacing w:before="160" w:after="80" w:line="276" w:lineRule="auto"/>
-        <w:outlineLvl w:val="1"/>
-        <w:rPr>
-          <w:rFonts w:asciiTheme="majorHAnsi" w:eastAsiaTheme="majorEastAsia" w:hAnsiTheme="majorHAnsi" w:cstheme="majorBidi"/>
-          <w:b/>
-          <w:bCs/>
-          <w:color w:val="000000"/>
-          <w:kern w:val="0"/>
-          <w:sz w:val="26"/>
-          <w:szCs w:val="26"/>
-          <w:lang w:val="en"/>
-          <w14:ligatures w14:val="none"/>
+        <w:pStyle w:val="Heading2"/>
+        <w:rPr>
+          <w:lang w:val="en"/>
         </w:rPr>
       </w:pPr>
       <w:bookmarkStart w:id="6" w:name="_v3go5zkj7b7o" w:colFirst="0" w:colLast="0"/>
@@ -3846,28 +3867,15 @@
       <w:r>
         <w:rPr>
           <w:rFonts w:ascii="Segoe UI Emoji" w:eastAsia="Arial Unicode MS" w:hAnsi="Segoe UI Emoji" w:cs="Segoe UI Emoji"/>
-          <w:b/>
-          <w:bCs/>
-          <w:color w:val="000000"/>
-          <w:kern w:val="0"/>
-          <w:sz w:val="26"/>
-          <w:szCs w:val="26"/>
-          <w:lang w:val="en"/>
-          <w14:ligatures w14:val="none"/>
-        </w:rPr>
+          <w:lang w:val="en"/>
+        </w:rPr>
+        <w:lastRenderedPageBreak/>
         <w:t>✅</w:t>
       </w:r>
       <w:r>
         <w:rPr>
-          <w:rFonts w:ascii="Arial Unicode MS" w:eastAsia="Arial Unicode MS" w:hAnsi="Arial Unicode MS" w:cs="Arial Unicode MS"/>
-          <w:b/>
-          <w:bCs/>
-          <w:color w:val="000000"/>
-          <w:kern w:val="0"/>
-          <w:sz w:val="26"/>
-          <w:szCs w:val="26"/>
-          <w:lang w:val="en"/>
-          <w14:ligatures w14:val="none"/>
+          <w:rFonts w:eastAsia="Arial Unicode MS"/>
+          <w:lang w:val="en"/>
         </w:rPr>
         <w:t xml:space="preserve"> Pros</w:t>
       </w:r>
@@ -3909,6 +3917,7 @@
         </w:rPr>
         <w:t xml:space="preserve">: </w:t>
       </w:r>
+      <w:proofErr w:type="spellStart"/>
       <w:r>
         <w:rPr>
           <w:rFonts w:ascii="Arial" w:eastAsia="Arial" w:hAnsi="Arial" w:cs="Arial"/>
@@ -3920,7 +3929,21 @@
           <w:lang w:val="en"/>
           <w14:ligatures w14:val="none"/>
         </w:rPr>
-        <w:t>Chatgpt (GPT</w:t>
+        <w:t>Chatgpt</w:t>
+      </w:r>
+      <w:proofErr w:type="spellEnd"/>
+      <w:r>
+        <w:rPr>
+          <w:rFonts w:ascii="Arial" w:eastAsia="Arial" w:hAnsi="Arial" w:cs="Arial"/>
+          <w:b/>
+          <w:kern w:val="0"/>
+          <w:sz w:val="22"/>
+          <w:szCs w:val="22"/>
+          <w:highlight w:val="darkGray"/>
+          <w:lang w:val="en"/>
+          <w14:ligatures w14:val="none"/>
+        </w:rPr>
+        <w:t xml:space="preserve"> (GPT</w:t>
       </w:r>
       <w:r>
         <w:rPr>
@@ -4099,20 +4122,9 @@
     </w:p>
     <w:p>
       <w:pPr>
-        <w:keepNext/>
-        <w:keepLines/>
-        <w:spacing w:before="160" w:after="80" w:line="276" w:lineRule="auto"/>
-        <w:outlineLvl w:val="1"/>
-        <w:rPr>
-          <w:rFonts w:asciiTheme="majorHAnsi" w:eastAsiaTheme="majorEastAsia" w:hAnsiTheme="majorHAnsi" w:cstheme="majorBidi"/>
-          <w:b/>
-          <w:bCs/>
-          <w:color w:val="000000"/>
-          <w:kern w:val="0"/>
-          <w:sz w:val="26"/>
-          <w:szCs w:val="26"/>
-          <w:lang w:val="en"/>
-          <w14:ligatures w14:val="none"/>
+        <w:pStyle w:val="Heading2"/>
+        <w:rPr>
+          <w:lang w:val="en"/>
         </w:rPr>
       </w:pPr>
       <w:bookmarkStart w:id="7" w:name="_fly8xc512ioc" w:colFirst="0" w:colLast="0"/>
@@ -4120,28 +4132,14 @@
       <w:r>
         <w:rPr>
           <w:rFonts w:ascii="Segoe UI Emoji" w:eastAsia="Arial Unicode MS" w:hAnsi="Segoe UI Emoji" w:cs="Segoe UI Emoji"/>
-          <w:b/>
-          <w:bCs/>
-          <w:color w:val="000000"/>
-          <w:kern w:val="0"/>
-          <w:sz w:val="26"/>
-          <w:szCs w:val="26"/>
-          <w:lang w:val="en"/>
-          <w14:ligatures w14:val="none"/>
+          <w:lang w:val="en"/>
         </w:rPr>
         <w:t>❌</w:t>
       </w:r>
       <w:r>
         <w:rPr>
-          <w:rFonts w:ascii="Arial Unicode MS" w:eastAsia="Arial Unicode MS" w:hAnsi="Arial Unicode MS" w:cs="Arial Unicode MS"/>
-          <w:b/>
-          <w:bCs/>
-          <w:color w:val="000000"/>
-          <w:kern w:val="0"/>
-          <w:sz w:val="26"/>
-          <w:szCs w:val="26"/>
-          <w:lang w:val="en"/>
-          <w14:ligatures w14:val="none"/>
+          <w:rFonts w:eastAsia="Arial Unicode MS"/>
+          <w:lang w:val="en"/>
         </w:rPr>
         <w:t xml:space="preserve"> Cons</w:t>
       </w:r>
@@ -4183,6 +4181,7 @@
         </w:rPr>
         <w:t xml:space="preserve">: </w:t>
       </w:r>
+      <w:proofErr w:type="spellStart"/>
       <w:r>
         <w:rPr>
           <w:rFonts w:ascii="Arial" w:eastAsia="Arial" w:hAnsi="Arial" w:cs="Arial"/>
@@ -4194,7 +4193,21 @@
           <w:lang w:val="en"/>
           <w14:ligatures w14:val="none"/>
         </w:rPr>
-        <w:t>Chatgpt (GPT</w:t>
+        <w:t>Chatgpt</w:t>
+      </w:r>
+      <w:proofErr w:type="spellEnd"/>
+      <w:r>
+        <w:rPr>
+          <w:rFonts w:ascii="Arial" w:eastAsia="Arial" w:hAnsi="Arial" w:cs="Arial"/>
+          <w:b/>
+          <w:kern w:val="0"/>
+          <w:sz w:val="22"/>
+          <w:szCs w:val="22"/>
+          <w:highlight w:val="darkGray"/>
+          <w:lang w:val="en"/>
+          <w14:ligatures w14:val="none"/>
+        </w:rPr>
+        <w:t xml:space="preserve"> (GPT</w:t>
       </w:r>
       <w:r>
         <w:rPr>
@@ -5409,7 +5422,6 @@
     <w:next w:val="Normal"/>
     <w:link w:val="Heading2Char"/>
     <w:uiPriority w:val="9"/>
-    <w:semiHidden/>
     <w:unhideWhenUsed/>
     <w:qFormat/>
     <w:rsid w:val="00231612"/>
@@ -5626,7 +5638,6 @@
     <w:basedOn w:val="DefaultParagraphFont"/>
     <w:link w:val="Heading2"/>
     <w:uiPriority w:val="9"/>
-    <w:semiHidden/>
     <w:rsid w:val="00231612"/>
     <w:rPr>
       <w:rFonts w:asciiTheme="majorHAnsi" w:eastAsiaTheme="majorEastAsia" w:hAnsiTheme="majorHAnsi" w:cstheme="majorBidi"/>
